--- a/projects/ciszupy/docs/docx/CREDITS.docx
+++ b/projects/ciszupy/docs/docx/CREDITS.docx
@@ -7,7 +7,7 @@
         <w:pStyle w:val="FirstParagraph"/>
       </w:pPr>
       <w:r>
-        <w:t xml:space="preserve">CISZUBOT - DOCUMENTACIÓN OFICIAL</w:t>
+        <w:t xml:space="preserve">CISZUPY - DOCUMENTACIÓN OFICIAL</w:t>
       </w:r>
       <w:r>
         <w:t xml:space="preserve"> </w:t>
@@ -19,19 +19,19 @@
         <w:t xml:space="preserve"> </w:t>
       </w:r>
       <w:r>
-        <w:t xml:space="preserve">Versión: 2.5.5</w:t>
-      </w:r>
-      <w:r>
-        <w:t xml:space="preserve"> </w:t>
-      </w:r>
-      <w:r>
-        <w:t xml:space="preserve">Actualización: 2026-07-28</w:t>
-      </w:r>
-      <w:r>
-        <w:t xml:space="preserve"> </w:t>
-      </w:r>
-      <w:r>
-        <w:t xml:space="preserve">Identificador: CREDITS_V2.5.5_2026_07_28_ciszubot</w:t>
+        <w:t xml:space="preserve">Versión: 0.1.0</w:t>
+      </w:r>
+      <w:r>
+        <w:t xml:space="preserve"> </w:t>
+      </w:r>
+      <w:r>
+        <w:t xml:space="preserve">Actualización: 2026-09-17</w:t>
+      </w:r>
+      <w:r>
+        <w:t xml:space="preserve"> </w:t>
+      </w:r>
+      <w:r>
+        <w:t xml:space="preserve">Identificador: CREDITS_V0.1.0_2026_09_17_ciszupy</w:t>
       </w:r>
     </w:p>
     <w:p>
@@ -82,31 +82,31 @@
         <w:t xml:space="preserve"> </w:t>
       </w:r>
       <w:r>
-        <w:t xml:space="preserve">- Discord.js v14 — Librería principal</w:t>
-      </w:r>
-      <w:r>
-        <w:t xml:space="preserve"> </w:t>
-      </w:r>
-      <w:r>
-        <w:t xml:space="preserve">- Node.js — Entorno de ejecución</w:t>
-      </w:r>
-      <w:r>
-        <w:t xml:space="preserve"> </w:t>
-      </w:r>
-      <w:r>
-        <w:t xml:space="preserve">- Express — Panel de administración</w:t>
-      </w:r>
-      <w:r>
-        <w:t xml:space="preserve"> </w:t>
-      </w:r>
-      <w:r>
-        <w:t xml:space="preserve">- Next.js 15 — Landing page</w:t>
-      </w:r>
-      <w:r>
-        <w:t xml:space="preserve"> </w:t>
-      </w:r>
-      <w:r>
-        <w:t xml:space="preserve">- Tailwind CSS v4 — Estilos</w:t>
+        <w:t xml:space="preserve">- Python 3.10+ — Lenguaje base</w:t>
+      </w:r>
+      <w:r>
+        <w:t xml:space="preserve"> </w:t>
+      </w:r>
+      <w:r>
+        <w:t xml:space="preserve">- Typer — CLI moderna</w:t>
+      </w:r>
+      <w:r>
+        <w:t xml:space="preserve"> </w:t>
+      </w:r>
+      <w:r>
+        <w:t xml:space="preserve">- Rich — Salida en consola enriquecida</w:t>
+      </w:r>
+      <w:r>
+        <w:t xml:space="preserve"> </w:t>
+      </w:r>
+      <w:r>
+        <w:t xml:space="preserve">- Keyboard — Hotkeys globales</w:t>
+      </w:r>
+      <w:r>
+        <w:t xml:space="preserve"> </w:t>
+      </w:r>
+      <w:r>
+        <w:t xml:space="preserve">- Poetry — Gestión de paquetes y build</w:t>
       </w:r>
     </w:p>
     <w:p>
@@ -163,31 +163,31 @@
         <w:t xml:space="preserve"> </w:t>
       </w:r>
       <w:r>
-        <w:t xml:space="preserve">- Discord.js v14 — Main library</w:t>
-      </w:r>
-      <w:r>
-        <w:t xml:space="preserve"> </w:t>
-      </w:r>
-      <w:r>
-        <w:t xml:space="preserve">- Node.js — Runtime environment</w:t>
-      </w:r>
-      <w:r>
-        <w:t xml:space="preserve"> </w:t>
-      </w:r>
-      <w:r>
-        <w:t xml:space="preserve">- Express — Admin panel</w:t>
-      </w:r>
-      <w:r>
-        <w:t xml:space="preserve"> </w:t>
-      </w:r>
-      <w:r>
-        <w:t xml:space="preserve">- Next.js 15 — Landing page</w:t>
-      </w:r>
-      <w:r>
-        <w:t xml:space="preserve"> </w:t>
-      </w:r>
-      <w:r>
-        <w:t xml:space="preserve">- Tailwind CSS v4 — Styles</w:t>
+        <w:t xml:space="preserve">- Python 3.10+ — Base language</w:t>
+      </w:r>
+      <w:r>
+        <w:t xml:space="preserve"> </w:t>
+      </w:r>
+      <w:r>
+        <w:t xml:space="preserve">- Typer — Modern CLI</w:t>
+      </w:r>
+      <w:r>
+        <w:t xml:space="preserve"> </w:t>
+      </w:r>
+      <w:r>
+        <w:t xml:space="preserve">- Rich — Rich console output</w:t>
+      </w:r>
+      <w:r>
+        <w:t xml:space="preserve"> </w:t>
+      </w:r>
+      <w:r>
+        <w:t xml:space="preserve">- Keyboard — Global hotkeys</w:t>
+      </w:r>
+      <w:r>
+        <w:t xml:space="preserve"> </w:t>
+      </w:r>
+      <w:r>
+        <w:t xml:space="preserve">- Poetry — Package management and build</w:t>
       </w:r>
     </w:p>
     <w:p>
